--- a/assets/Skiing, EVs, and the Kaya Identity.docx
+++ b/assets/Skiing, EVs, and the Kaya Identity.docx
@@ -904,22 +904,6 @@
       </w:pPr>
       <w:r>
         <w:t xml:space="preserve">Governments should convene diverse panels of eminent philosophers and ethicists to help articulate these principles, clarifying society’s stance on intergenerational responsibility, catastrophic risk, and acceptable trade-offs in living standards. </w:t>
-      </w:r>
-    </w:p>
-    <w:p>
-      <w:pPr>
-        <w:spacing w:before="240" w:after="240"/>
-      </w:pPr>
-      <w:r>
-        <w:t xml:space="preserve">Economists could then build models that </w:t>
-      </w:r>
-      <w:proofErr w:type="spellStart"/>
-      <w:r>
-        <w:t>operationalise</w:t>
-      </w:r>
-      <w:proofErr w:type="spellEnd"/>
-      <w:r>
-        <w:t xml:space="preserve"> these ethical choices, rather than implicitly embedding controversial moral assumptions (such as discount rates or risk tolerances) within technical frameworks.</w:t>
       </w:r>
     </w:p>
     <w:sectPr>

--- a/assets/Skiing, EVs, and the Kaya Identity.docx
+++ b/assets/Skiing, EVs, and the Kaya Identity.docx
@@ -69,35 +69,14 @@
     <w:p>
       <w:pPr>
         <w:pStyle w:val="Heading2"/>
-        <w:keepNext w:val="0"/>
-        <w:keepLines w:val="0"/>
-        <w:spacing w:after="80"/>
-        <w:rPr>
-          <w:b/>
-          <w:bCs/>
-          <w:sz w:val="34"/>
-          <w:szCs w:val="34"/>
-        </w:rPr>
       </w:pPr>
       <w:bookmarkStart w:id="0" w:name="_chp7j76sic03" w:colFirst="0" w:colLast="0"/>
       <w:bookmarkEnd w:id="0"/>
       <w:r>
-        <w:rPr>
-          <w:b/>
-          <w:bCs/>
-          <w:sz w:val="34"/>
-          <w:szCs w:val="34"/>
-        </w:rPr>
         <w:t xml:space="preserve">The Kaya Identity and the Economics of </w:t>
       </w:r>
       <w:proofErr w:type="spellStart"/>
       <w:r>
-        <w:rPr>
-          <w:b/>
-          <w:bCs/>
-          <w:sz w:val="34"/>
-          <w:szCs w:val="34"/>
-        </w:rPr>
         <w:t>Decarbonisation</w:t>
       </w:r>
       <w:proofErr w:type="spellEnd"/>
@@ -123,126 +102,76 @@
       </w:r>
     </w:p>
     <w:p>
-      <w:r>
-        <w:t>\[</w:t>
-      </w:r>
-    </w:p>
-    <w:p>
-      <w:r>
-        <w:t>\</w:t>
-      </w:r>
-      <w:proofErr w:type="spellStart"/>
-      <w:proofErr w:type="gramStart"/>
-      <w:r>
-        <w:t>mathrm</w:t>
-      </w:r>
-      <w:proofErr w:type="spellEnd"/>
-      <w:r>
-        <w:t>{</w:t>
-      </w:r>
-      <w:proofErr w:type="gramEnd"/>
-      <w:r>
-        <w:t>CO}_2 \</w:t>
-      </w:r>
-      <w:proofErr w:type="gramStart"/>
-      <w:r>
-        <w:t>text{ emissions</w:t>
-      </w:r>
-      <w:proofErr w:type="gramEnd"/>
-      <w:r>
-        <w:t>}</w:t>
-      </w:r>
-    </w:p>
-    <w:p>
-      <w:r>
-        <w:t>=</w:t>
-      </w:r>
-    </w:p>
-    <w:p>
-      <w:r>
-        <w:t>\</w:t>
-      </w:r>
-      <w:proofErr w:type="gramStart"/>
-      <w:r>
-        <w:t>text{</w:t>
-      </w:r>
-      <w:proofErr w:type="gramEnd"/>
-      <w:r>
-        <w:t>Population}</w:t>
-      </w:r>
-    </w:p>
-    <w:p>
-      <w:r>
-        <w:t>\</w:t>
-      </w:r>
-      <w:proofErr w:type="gramStart"/>
-      <w:r>
-        <w:t>times</w:t>
-      </w:r>
-      <w:proofErr w:type="gramEnd"/>
-    </w:p>
-    <w:p>
-      <w:r>
-        <w:t>\</w:t>
-      </w:r>
-      <w:proofErr w:type="gramStart"/>
-      <w:r>
-        <w:t>text{</w:t>
-      </w:r>
-      <w:proofErr w:type="gramEnd"/>
-      <w:r>
-        <w:t>Standard of Living}</w:t>
-      </w:r>
-    </w:p>
-    <w:p>
-      <w:r>
-        <w:t>\</w:t>
-      </w:r>
-      <w:proofErr w:type="gramStart"/>
-      <w:r>
-        <w:t>times</w:t>
-      </w:r>
-      <w:proofErr w:type="gramEnd"/>
-    </w:p>
-    <w:p>
-      <w:r>
-        <w:t>\</w:t>
-      </w:r>
-      <w:proofErr w:type="gramStart"/>
-      <w:r>
-        <w:t>text{</w:t>
-      </w:r>
-      <w:proofErr w:type="gramEnd"/>
-      <w:r>
-        <w:t>Energy intensity}</w:t>
-      </w:r>
-    </w:p>
-    <w:p>
-      <w:r>
-        <w:t>\</w:t>
-      </w:r>
-      <w:proofErr w:type="gramStart"/>
-      <w:r>
-        <w:t>times</w:t>
-      </w:r>
-      <w:proofErr w:type="gramEnd"/>
-    </w:p>
-    <w:p>
-      <w:r>
-        <w:t>\</w:t>
-      </w:r>
-      <w:proofErr w:type="gramStart"/>
-      <w:r>
-        <w:t>text{</w:t>
-      </w:r>
-      <w:proofErr w:type="gramEnd"/>
-      <w:r>
-        <w:t>Carbon intensity}.</w:t>
-      </w:r>
-    </w:p>
-    <w:p>
-      <w:r>
-        <w:t>\]</w:t>
+      <w:pPr>
+        <w:jc w:val="center"/>
+        <w:rPr>
+          <w:i/>
+          <w:iCs/>
+        </w:rPr>
+      </w:pPr>
+      <w:r>
+        <w:rPr>
+          <w:i/>
+          <w:iCs/>
+        </w:rPr>
+        <w:t>CO</w:t>
+      </w:r>
+      <w:r>
+        <w:rPr>
+          <w:i/>
+          <w:iCs/>
+          <w:vertAlign w:val="subscript"/>
+        </w:rPr>
+        <w:t>2</w:t>
+      </w:r>
+      <w:r>
+        <w:rPr>
+          <w:i/>
+          <w:iCs/>
+        </w:rPr>
+        <w:t xml:space="preserve"> emissions = Population </w:t>
+      </w:r>
+      <w:r>
+        <w:rPr>
+          <w:i/>
+          <w:iCs/>
+        </w:rPr>
+        <w:sym w:font="Symbol" w:char="F0B4"/>
+      </w:r>
+      <w:r>
+        <w:rPr>
+          <w:i/>
+          <w:iCs/>
+        </w:rPr>
+        <w:t xml:space="preserve"> Standard of living </w:t>
+      </w:r>
+      <w:r>
+        <w:rPr>
+          <w:i/>
+          <w:iCs/>
+        </w:rPr>
+        <w:sym w:font="Symbol" w:char="F0B4"/>
+      </w:r>
+      <w:r>
+        <w:rPr>
+          <w:i/>
+          <w:iCs/>
+        </w:rPr>
+        <w:t xml:space="preserve"> Energy intensity </w:t>
+      </w:r>
+      <w:r>
+        <w:rPr>
+          <w:i/>
+          <w:iCs/>
+        </w:rPr>
+        <w:sym w:font="Symbol" w:char="F0B4"/>
+      </w:r>
+      <w:r>
+        <w:rPr>
+          <w:i/>
+          <w:iCs/>
+        </w:rPr>
+        <w:t xml:space="preserve"> Carbon intensity</w:t>
       </w:r>
     </w:p>
     <w:p>
@@ -304,7 +233,6 @@
         <w:spacing w:before="240" w:after="240"/>
       </w:pPr>
       <w:r>
-        <w:lastRenderedPageBreak/>
         <w:t>Historically, climate policy, particularly in economics, has focused on the last two terms, which is logical.</w:t>
       </w:r>
     </w:p>
@@ -358,6 +286,7 @@
         <w:spacing w:before="240" w:after="240"/>
       </w:pPr>
       <w:r>
+        <w:lastRenderedPageBreak/>
         <w:t xml:space="preserve">This approach has been politically attractive because it avoids difficult questions about living standards or population growth. The implicit promise has been that we can maintain or even increase our prosperity while </w:t>
       </w:r>
       <w:proofErr w:type="spellStart"/>
@@ -412,45 +341,18 @@
     <w:p>
       <w:pPr>
         <w:pStyle w:val="Heading2"/>
-        <w:keepNext w:val="0"/>
-        <w:keepLines w:val="0"/>
-        <w:spacing w:after="80"/>
-        <w:rPr>
-          <w:b/>
-          <w:bCs/>
-          <w:sz w:val="34"/>
-          <w:szCs w:val="34"/>
-        </w:rPr>
       </w:pPr>
       <w:bookmarkStart w:id="1" w:name="_2w2xlctwye27" w:colFirst="0" w:colLast="0"/>
       <w:bookmarkEnd w:id="1"/>
       <w:r>
-        <w:rPr>
-          <w:b/>
-          <w:bCs/>
-          <w:sz w:val="34"/>
-          <w:szCs w:val="34"/>
-        </w:rPr>
         <w:t>A Fossil-</w:t>
       </w:r>
       <w:proofErr w:type="spellStart"/>
       <w:r>
-        <w:rPr>
-          <w:b/>
-          <w:bCs/>
-          <w:sz w:val="34"/>
-          <w:szCs w:val="34"/>
-        </w:rPr>
         <w:t>Subsidised</w:t>
       </w:r>
       <w:proofErr w:type="spellEnd"/>
       <w:r>
-        <w:rPr>
-          <w:b/>
-          <w:bCs/>
-          <w:sz w:val="34"/>
-          <w:szCs w:val="34"/>
-        </w:rPr>
         <w:t xml:space="preserve"> World</w:t>
       </w:r>
     </w:p>
@@ -532,7 +434,6 @@
         <w:spacing w:before="240" w:after="240"/>
       </w:pPr>
       <w:r>
-        <w:lastRenderedPageBreak/>
         <w:t xml:space="preserve">There is some </w:t>
       </w:r>
       <w:hyperlink r:id="rId9">
@@ -559,19 +460,10 @@
     <w:p>
       <w:pPr>
         <w:pStyle w:val="Heading2"/>
-        <w:keepNext w:val="0"/>
-        <w:keepLines w:val="0"/>
-        <w:spacing w:after="80"/>
       </w:pPr>
       <w:bookmarkStart w:id="2" w:name="_ibrsonh9eah8" w:colFirst="0" w:colLast="0"/>
       <w:bookmarkEnd w:id="2"/>
       <w:r>
-        <w:rPr>
-          <w:b/>
-          <w:bCs/>
-          <w:sz w:val="34"/>
-          <w:szCs w:val="34"/>
-        </w:rPr>
         <w:t>The Elephant in the Room</w:t>
       </w:r>
     </w:p>
@@ -588,6 +480,7 @@
         <w:spacing w:before="240" w:after="240"/>
       </w:pPr>
       <w:r>
+        <w:lastRenderedPageBreak/>
         <w:t>My instinct is we should try much harder in reducing the energy intensity and carbon intensity dimensions as we rightly have. But answering the question properly requires confronting a deeper debate in climate economics.</w:t>
       </w:r>
     </w:p>
@@ -684,7 +577,6 @@
         <w:spacing w:before="240" w:after="240"/>
       </w:pPr>
       <w:r>
-        <w:lastRenderedPageBreak/>
         <w:t>Without understanding the underlying probabilities and consequences, the question cannot be answered.</w:t>
       </w:r>
     </w:p>
@@ -723,25 +615,11 @@
     <w:p>
       <w:pPr>
         <w:pStyle w:val="Heading2"/>
-        <w:keepNext w:val="0"/>
-        <w:keepLines w:val="0"/>
-        <w:spacing w:after="80"/>
-        <w:rPr>
-          <w:b/>
-          <w:bCs/>
-          <w:sz w:val="34"/>
-          <w:szCs w:val="34"/>
-        </w:rPr>
       </w:pPr>
       <w:bookmarkStart w:id="3" w:name="_wcnyvbl4c4bg" w:colFirst="0" w:colLast="0"/>
       <w:bookmarkEnd w:id="3"/>
       <w:r>
-        <w:rPr>
-          <w:b/>
-          <w:bCs/>
-          <w:sz w:val="34"/>
-          <w:szCs w:val="34"/>
-        </w:rPr>
+        <w:lastRenderedPageBreak/>
         <w:t>When Economics Isn’t Enough</w:t>
       </w:r>
     </w:p>
@@ -853,15 +731,9 @@
     </w:p>
     <w:p>
       <w:pPr>
-        <w:spacing w:before="240" w:after="240"/>
-      </w:pPr>
-      <w:r>
-        <w:rPr>
-          <w:b/>
-          <w:bCs/>
-          <w:sz w:val="34"/>
-          <w:szCs w:val="34"/>
-        </w:rPr>
+        <w:pStyle w:val="Heading2"/>
+      </w:pPr>
+      <w:r>
         <w:t>The Ministry of Philosophy</w:t>
       </w:r>
     </w:p>
@@ -870,7 +742,6 @@
         <w:spacing w:before="240" w:after="240"/>
       </w:pPr>
       <w:r>
-        <w:lastRenderedPageBreak/>
         <w:t xml:space="preserve">Governments should </w:t>
       </w:r>
       <w:proofErr w:type="spellStart"/>

--- a/assets/Skiing, EVs, and the Kaya Identity.docx
+++ b/assets/Skiing, EVs, and the Kaya Identity.docx
@@ -136,7 +136,7 @@
           <w:i/>
           <w:iCs/>
         </w:rPr>
-        <w:sym w:font="Symbol" w:char="F0B4"/>
+        <w:t>x</w:t>
       </w:r>
       <w:r>
         <w:rPr>
@@ -150,7 +150,7 @@
           <w:i/>
           <w:iCs/>
         </w:rPr>
-        <w:sym w:font="Symbol" w:char="F0B4"/>
+        <w:t>x</w:t>
       </w:r>
       <w:r>
         <w:rPr>
@@ -164,7 +164,7 @@
           <w:i/>
           <w:iCs/>
         </w:rPr>
-        <w:sym w:font="Symbol" w:char="F0B4"/>
+        <w:t>x</w:t>
       </w:r>
       <w:r>
         <w:rPr>
